--- a/202311002874_Antony_Chirinos_P1U2.docx
+++ b/202311002874_Antony_Chirinos_P1U2.docx
@@ -79,15 +79,7 @@
         <w:ind w:right="489" w:hanging="360"/>
       </w:pPr>
       <w:r>
-        <w:t xml:space="preserve">Con sus propias palabras defina que es un API </w:t>
-      </w:r>
-      <w:proofErr w:type="spellStart"/>
-      <w:r>
-        <w:t>Rest</w:t>
-      </w:r>
-      <w:proofErr w:type="spellEnd"/>
-      <w:r>
-        <w:t xml:space="preserve"> (1%).</w:t>
+        <w:t>Con sus propias palabras defina que es un API Rest (1%).</w:t>
       </w:r>
     </w:p>
     <w:p>
@@ -107,15 +99,7 @@
         <w:ind w:right="489" w:hanging="360"/>
       </w:pPr>
       <w:r>
-        <w:t xml:space="preserve">¿Qué ventajas nos ofrece utilizar </w:t>
-      </w:r>
-      <w:proofErr w:type="spellStart"/>
-      <w:r>
-        <w:t>APIs</w:t>
-      </w:r>
-      <w:proofErr w:type="spellEnd"/>
-      <w:r>
-        <w:t xml:space="preserve"> para la comunicación entre aplicaciones? (1%).</w:t>
+        <w:t>¿Qué ventajas nos ofrece utilizar APIs para la comunicación entre aplicaciones? (1%).</w:t>
       </w:r>
     </w:p>
     <w:p>
@@ -166,7 +150,31 @@
         <w:ind w:left="705" w:right="489" w:firstLine="0"/>
       </w:pPr>
       <w:r>
-        <w:t>201-Recurso nuevo ha sido creado.</w:t>
+        <w:t>201-Recurso nuevo ha sido creado</w:t>
+      </w:r>
+      <w:r>
+        <w:t xml:space="preserve"> </w:t>
+      </w:r>
+      <w:r>
+        <w:rPr>
+          <mc:AlternateContent>
+            <mc:Choice Requires="w16se"/>
+            <mc:Fallback>
+              <w:rFonts w:ascii="Segoe UI Emoji" w:eastAsia="Segoe UI Emoji" w:hAnsi="Segoe UI Emoji" w:cs="Segoe UI Emoji"/>
+            </mc:Fallback>
+          </mc:AlternateContent>
+        </w:rPr>
+        <mc:AlternateContent>
+          <mc:Choice Requires="w16se">
+            <w16se:symEx w16se:font="Segoe UI Emoji" w16se:char="1F609"/>
+          </mc:Choice>
+          <mc:Fallback>
+            <w:t>😉</w:t>
+          </mc:Fallback>
+        </mc:AlternateContent>
+      </w:r>
+      <w:r>
+        <w:t>.</w:t>
       </w:r>
     </w:p>
     <w:p>
@@ -174,7 +182,31 @@
         <w:ind w:left="705" w:right="489" w:firstLine="0"/>
       </w:pPr>
       <w:r>
-        <w:t>204-Orden exitosa.</w:t>
+        <w:t>204-Orden exitosa</w:t>
+      </w:r>
+      <w:r>
+        <w:t xml:space="preserve"> </w:t>
+      </w:r>
+      <w:r>
+        <w:rPr>
+          <mc:AlternateContent>
+            <mc:Choice Requires="w16se"/>
+            <mc:Fallback>
+              <w:rFonts w:ascii="Segoe UI Emoji" w:eastAsia="Segoe UI Emoji" w:hAnsi="Segoe UI Emoji" w:cs="Segoe UI Emoji"/>
+            </mc:Fallback>
+          </mc:AlternateContent>
+        </w:rPr>
+        <mc:AlternateContent>
+          <mc:Choice Requires="w16se">
+            <w16se:symEx w16se:font="Segoe UI Emoji" w16se:char="1F60A"/>
+          </mc:Choice>
+          <mc:Fallback>
+            <w:t>😊</w:t>
+          </mc:Fallback>
+        </mc:AlternateContent>
+      </w:r>
+      <w:r>
+        <w:t>.</w:t>
       </w:r>
     </w:p>
     <w:p>
@@ -676,39 +708,7 @@
         <w:ind w:right="489" w:hanging="360"/>
       </w:pPr>
       <w:r>
-        <w:t xml:space="preserve">Crear una entidad para los pacientes con la siguiente estructura: Id, </w:t>
-      </w:r>
-      <w:proofErr w:type="spellStart"/>
-      <w:r>
-        <w:t>NombreCompleto</w:t>
-      </w:r>
-      <w:proofErr w:type="spellEnd"/>
-      <w:r>
-        <w:t xml:space="preserve">, </w:t>
-      </w:r>
-      <w:proofErr w:type="spellStart"/>
-      <w:r>
-        <w:t>NumeroIdentidad</w:t>
-      </w:r>
-      <w:proofErr w:type="spellEnd"/>
-      <w:r>
-        <w:t xml:space="preserve">, </w:t>
-      </w:r>
-      <w:proofErr w:type="spellStart"/>
-      <w:r>
-        <w:t>FechaNacimiento</w:t>
-      </w:r>
-      <w:proofErr w:type="spellEnd"/>
-      <w:r>
-        <w:t xml:space="preserve">, </w:t>
-      </w:r>
-      <w:proofErr w:type="spellStart"/>
-      <w:r>
-        <w:t>Telefono</w:t>
-      </w:r>
-      <w:proofErr w:type="spellEnd"/>
-      <w:r>
-        <w:t>, Activo.</w:t>
+        <w:t>Crear una entidad para los pacientes con la siguiente estructura: Id, NombreCompleto, NumeroIdentidad, FechaNacimiento, Telefono, Activo.</w:t>
       </w:r>
     </w:p>
     <w:p>
@@ -720,15 +720,7 @@
         <w:ind w:right="489" w:hanging="360"/>
       </w:pPr>
       <w:r>
-        <w:t xml:space="preserve">App </w:t>
-      </w:r>
-      <w:proofErr w:type="spellStart"/>
-      <w:r>
-        <w:t>Service</w:t>
-      </w:r>
-      <w:proofErr w:type="spellEnd"/>
-      <w:r>
-        <w:t>:</w:t>
+        <w:t>App Service:</w:t>
       </w:r>
     </w:p>
     <w:p>
@@ -765,23 +757,7 @@
         <w:ind w:right="489" w:hanging="360"/>
       </w:pPr>
       <w:r>
-        <w:t xml:space="preserve">En el </w:t>
-      </w:r>
-      <w:proofErr w:type="spellStart"/>
-      <w:r>
-        <w:t>program</w:t>
-      </w:r>
-      <w:proofErr w:type="spellEnd"/>
-      <w:r>
-        <w:t xml:space="preserve"> deberá agregarse este servicio como un </w:t>
-      </w:r>
-      <w:proofErr w:type="spellStart"/>
-      <w:r>
-        <w:t>singleton</w:t>
-      </w:r>
-      <w:proofErr w:type="spellEnd"/>
-      <w:r>
-        <w:t xml:space="preserve">. </w:t>
+        <w:t xml:space="preserve">En el program deberá agregarse este servicio como un singleton. </w:t>
       </w:r>
     </w:p>
     <w:p>
@@ -792,21 +768,8 @@
         </w:numPr>
         <w:ind w:right="489" w:hanging="360"/>
       </w:pPr>
-      <w:proofErr w:type="spellStart"/>
-      <w:r>
-        <w:t>Domain</w:t>
-      </w:r>
-      <w:proofErr w:type="spellEnd"/>
-      <w:r>
-        <w:t xml:space="preserve"> </w:t>
-      </w:r>
-      <w:proofErr w:type="spellStart"/>
-      <w:r>
-        <w:t>Service</w:t>
-      </w:r>
-      <w:proofErr w:type="spellEnd"/>
-      <w:r>
-        <w:t>:</w:t>
+      <w:r>
+        <w:t>Domain Service:</w:t>
       </w:r>
     </w:p>
     <w:p>
@@ -817,13 +780,8 @@
         </w:numPr>
         <w:ind w:right="489" w:hanging="360"/>
       </w:pPr>
-      <w:proofErr w:type="spellStart"/>
-      <w:r>
-        <w:t>NombreCompleto</w:t>
-      </w:r>
-      <w:proofErr w:type="spellEnd"/>
-      <w:r>
-        <w:t xml:space="preserve"> no puede estar vacío.</w:t>
+      <w:r>
+        <w:t>NombreCompleto no puede estar vacío.</w:t>
       </w:r>
     </w:p>
     <w:p>
@@ -870,13 +828,8 @@
         </w:numPr>
         <w:ind w:right="489" w:hanging="360"/>
       </w:pPr>
-      <w:proofErr w:type="spellStart"/>
-      <w:r>
-        <w:t>Controller</w:t>
-      </w:r>
-      <w:proofErr w:type="spellEnd"/>
-      <w:r>
-        <w:t>: Los métodos HTTP deberán ser según los requerimientos solicitados por la clínica.</w:t>
+      <w:r>
+        <w:t>Controller: Los métodos HTTP deberán ser según los requerimientos solicitados por la clínica.</w:t>
       </w:r>
     </w:p>
     <w:p>
@@ -889,15 +842,7 @@
         <w:ind w:right="489" w:hanging="360"/>
       </w:pPr>
       <w:r>
-        <w:t xml:space="preserve">El proyecto deberá estar manejado por un sistema de control de versiones. Subir proyecto a un repositorio de </w:t>
-      </w:r>
-      <w:proofErr w:type="spellStart"/>
-      <w:r>
-        <w:t>Github</w:t>
-      </w:r>
-      <w:proofErr w:type="spellEnd"/>
-      <w:r>
-        <w:t xml:space="preserve">. </w:t>
+        <w:t xml:space="preserve">El proyecto deberá estar manejado por un sistema de control de versiones. Subir proyecto a un repositorio de Github. </w:t>
       </w:r>
     </w:p>
     <w:p>
@@ -941,21 +886,7 @@
         <w:rPr>
           <w:b/>
         </w:rPr>
-        <w:t xml:space="preserve">Compartir </w:t>
-      </w:r>
-      <w:proofErr w:type="spellStart"/>
-      <w:r>
-        <w:rPr>
-          <w:b/>
-        </w:rPr>
-        <w:t>url</w:t>
-      </w:r>
-      <w:proofErr w:type="spellEnd"/>
-      <w:r>
-        <w:rPr>
-          <w:b/>
-        </w:rPr>
-        <w:t xml:space="preserve"> del repositorio en el espacio asignado</w:t>
+        <w:t>Compartir url del repositorio en el espacio asignado</w:t>
       </w:r>
     </w:p>
     <w:sectPr>
